--- a/40_DOCS/Doc_4_Drafting_Prospects_Unbuilt.docx
+++ b/40_DOCS/Doc_4_Drafting_Prospects_Unbuilt.docx
@@ -53,16 +53,16 @@
         <w:jc w:val="left"/>
       </w:pPr>
       <w:r>
-        <w:t xml:space="preserve">Costs are modeled uniformly rather than read from the real contract each player signed. Entry-level seasons are priced at the slotted CBA maximum for that class, with entry-level length set by the CBA's own signing-age schedule, three years at 21 or younger, two years at 22 or 23, one year at 24 or older. Each season after the entry-level contract is priced with cost set equal to the market-predicted share of the player's realized production, which makes post-entry-level surplus zero by construction. This is Rule A, the zero-surplus convention, and it means the curve is honestly an entry-level-surplus curve rather than a full-career-surplus curve. Stating the convention plainly matters because of what it implies below.</w:t>
-      </w:r>
-    </w:p>
-    <w:p>
-      <w:pPr>
-        <w:spacing w:after="200"/>
-        <w:jc w:val="left"/>
-      </w:pPr>
-      <w:r>
-        <w:t xml:space="preserve">The headline curve runs from $13.65 million at pick 1 down to $0.61 million across picks 151 through 224, a pick-1-to-tail ratio of about 22.4. The curve is denominated in the skater market rate from Doc 3, §3.2, and it had to be rebuilt when that rate changed; the dependency is a one-line re-point in the fitting script, but it is a real dependency worth naming rather than treating the two components as independent.</w:t>
+        <w:t xml:space="preserve">Costs are modeled uniformly rather than read from the real contract each player signed. Entry-level seasons are priced at the slotted CBA maximum for that class, with entry-level length set by the CBA's own signing-age schedule, three years at 21 or younger, two years at 22 or 23, one year at 24 or older. Each season after the entry-level contract is priced with cost set equal to the market-predicted share of the player's realized production, which makes post-entry-level surplus zero by construction. This is Rule A, the zero-surplus convention, and it means the curve is honestly an entry-level-surplus curve rather than a full-career-surplus curve. Stating the convention plainly matters.</w:t>
+      </w:r>
+    </w:p>
+    <w:p>
+      <w:pPr>
+        <w:spacing w:after="200"/>
+        <w:jc w:val="left"/>
+      </w:pPr>
+      <w:r>
+        <w:t xml:space="preserve">The headline curve runs from $13.65 million at pick 1 down to $0.61 million across picks 151 through 224, a pick-1-to-tail ratio of about 22.4. The curve is denominated in the skater market rate described in the pricing document, and it had to be rebuilt when that rate changed; the dependency is a one-line re-point in the fitting script, but it is a real dependency worth naming rather than treating the two components as independent.</w:t>
       </w:r>
     </w:p>
     <w:p>
@@ -98,7 +98,7 @@
         <w:jc w:val="left"/>
       </w:pPr>
       <w:r>
-        <w:t xml:space="preserve">16.3% of the curve's value rests on a name match between data sources rather than a shared identifier. No incorrect match has been found so far, but the exposure is stated here rather than left implicit.</w:t>
+        <w:t xml:space="preserve">16.3% of the curve's value rests on a name match between data sources rather than a shared identifier. No incorrect match has been found so far.</w:t>
       </w:r>
     </w:p>
     <w:p>
@@ -125,7 +125,7 @@
         <w:jc w:val="left"/>
       </w:pPr>
       <w:r>
-        <w:t xml:space="preserve">A global parametric functional form was tried for the curve and overstated pick 1 by 112%. It is recorded here so the attempt is not revisited without knowing why it failed.</w:t>
+        <w:t xml:space="preserve">A global parametric functional form was tried for the curve and overstated pick 1 by 112%, so nobody should revisit that approach without knowing why it failed.</w:t>
       </w:r>
     </w:p>
     <w:p>
@@ -189,16 +189,16 @@
         <w:t xml:space="preserve">overall_position</w:t>
       </w:r>
       <w:r>
-        <w:t xml:space="preserve"> field exists in the data and must never be used for pricing a pick as of its trade date, since it carries a number nobody actually knew on that date. This is the live look-ahead threat specific to this pillar (Doc 5, §5.1).</w:t>
-      </w:r>
-    </w:p>
-    <w:p>
-      <w:pPr>
-        <w:spacing w:after="200"/>
-        <w:jc w:val="left"/>
-      </w:pPr>
-      <w:r>
-        <w:t xml:space="preserve">Double-counting bust risk is the most likely place a careful reader finds a problem: the curve above already prices bust probability into each slot's value, so any additional deferral premium charged for uncertainty about a future pick's eventual quality would be charging that same risk twice.</w:t>
+        <w:t xml:space="preserve"> field exists in the data and must never be used for pricing a pick as of its trade date, since it carries a number nobody actually knew on that date. This is the live look-ahead threat specific to this pillar, covered again in the identification document.</w:t>
+      </w:r>
+    </w:p>
+    <w:p>
+      <w:pPr>
+        <w:spacing w:after="200"/>
+        <w:jc w:val="left"/>
+      </w:pPr>
+      <w:r>
+        <w:t xml:space="preserve">Double-counting bust risk is the most likely place a reader finds a problem: the curve above already prices bust probability into each slot's value, so any additional deferral premium charged for uncertainty about a future pick's eventual quality would be charging that same risk twice.</w:t>
       </w:r>
     </w:p>
     <w:p>
@@ -234,7 +234,7 @@
         <w:jc w:val="left"/>
       </w:pPr>
       <w:r>
-        <w:t xml:space="preserve">The binding design constraint, stated first because everything else depends on it: the pillar must apply the market rate from Doc 3, §3.2, not fit against it. Value should be estimated in win or probability units throughout and converted to dollars only at the final step, so that a future change to the market rate becomes a re-point of the conversion rather than a full refit of the pillar.</w:t>
+        <w:t xml:space="preserve">The binding design constraint, stated first because everything else depends on it: the pillar must apply the market rate described in the pricing document, not fit against it. Value should be estimated in win or probability units throughout and converted to dollars only at the final step, so that a future change to the market rate becomes a re-point of the conversion rather than a full refit of the pillar.</w:t>
       </w:r>
     </w:p>
     <w:p>
@@ -270,16 +270,16 @@
         <w:jc w:val="left"/>
       </w:pPr>
       <w:r>
-        <w:t xml:space="preserve">A shared-input problem exists between this pillar and the draft curve: the same draft-slot baselines feed both this pillar's prior and the external validation reported for the draft curve (r=0.893, an out-of-sample check against real outcomes). Once those baselines are used inside this pillar as well, the two checks are no longer independent of each other, and that should be stated once, explicitly, rather than left for a reader to notice on their own.</w:t>
-      </w:r>
-    </w:p>
-    <w:p>
-      <w:pPr>
-        <w:spacing w:after="200"/>
-        <w:jc w:val="left"/>
-      </w:pPr>
-      <w:r>
-        <w:t xml:space="preserve">A circularity risk specific to this pillar mirrors the one Doc 1 addresses for the player pillar: if the fade rate is estimated on outcomes that also feed the valuation itself, the same problem Phase 4b was built to solve recurs here. The fade rate needs to be recovered from held-out prediction accuracy, not from how well it fits the valuations the model produces.</w:t>
+        <w:t xml:space="preserve">A shared-input problem exists between this pillar and the draft curve: the same draft-slot baselines feed both this pillar's prior and the external validation reported for the draft curve (r=0.893, an out-of-sample check against real outcomes). Once those baselines are used inside this pillar as well, the two checks are no longer independent of each other.</w:t>
+      </w:r>
+    </w:p>
+    <w:p>
+      <w:pPr>
+        <w:spacing w:after="200"/>
+        <w:jc w:val="left"/>
+      </w:pPr>
+      <w:r>
+        <w:t xml:space="preserve">A circularity risk specific to this pillar mirrors the one addressed in the circularity document for the player pillar: if the fade rate is estimated on outcomes that also feed the valuation, the same problem recurs here. The fade rate needs to be recovered from held-out prediction accuracy, not from how well it fits the valuations the model produces.</w:t>
       </w:r>
     </w:p>
     <w:p>
@@ -378,7 +378,7 @@
         <w:jc w:val="left"/>
       </w:pPr>
       <w:r>
-        <w:t xml:space="preserve">A clause has a price because it removes the acquiring club's outside options in any future negotiation, which hands the player real leverage. This is a monopsony argument, a single-buyer-power argument, and it should be framed explicitly as one rather than left as an intuitive aside. Roughly 100 to 130 players carry some form of trade protection at any given time, 10% to 15% of the league. No peer-reviewed estimate of a clause's dollar cost currently exists; practitioner estimates suggest 3% to 8% additional average annual value or an extra contract year, and any citation of those figures should be attributed as practitioner estimate, not treated as an equivalent finding.</w:t>
+        <w:t xml:space="preserve">A clause has a price because it removes the acquiring club's outside options in any future negotiation, which hands the player real leverage. This is a monopsony argument, a single-buyer-power argument. Roughly 100 to 130 players carry some form of trade protection at any given time, 10% to 15% of the league. No peer-reviewed estimate of a clause's dollar cost currently exists; practitioner estimates suggest 3% to 8% additional average annual value or an extra contract year. Those are practitioner estimates, not a peer-reviewed finding, and should be cited as such.</w:t>
       </w:r>
     </w:p>
     <w:p>
@@ -450,16 +450,16 @@
         <w:jc w:val="left"/>
       </w:pPr>
       <w:r>
-        <w:t xml:space="preserve">The per-trade procedure computes the net present value of the assets a club sent against the assets it received, using only information that existed on the trade date, and treats the difference as the model's ex-ante prediction of who won the trade. Trades are compared as surplus ratios, the NPV sent divided by the NPV received, rather than as raw dollar differences, for the same reason surplus ratios are used to absorb error in the market rate in Doc 3, §3.3: both sides of a trade share the same rate, so a level error in that rate largely cancels out of the ratio.</w:t>
-      </w:r>
-    </w:p>
-    <w:p>
-      <w:pPr>
-        <w:spacing w:after="200"/>
-        <w:jc w:val="left"/>
-      </w:pPr>
-      <w:r>
-        <w:t xml:space="preserve">Realized outcomes are measured using the non-Bacon Game Value metric from Doc 1, because it is the only yardstick in the project that can break circularity for a systematic claim about mispricing; using Bacon-derived outcomes to grade a Bacon-derived prediction would just test the model against itself again. Once a trade's predicted and realized outcomes are compared, the residual gets decomposed into candidate explanations: genuine mispricing, team-fit premiums specific to one roster, private-information rents a club may hold about its own player, and monopsony pricing under trade-protection clauses.</w:t>
+        <w:t xml:space="preserve">The per-trade procedure computes the net present value of the assets a club sent against the assets it received, using only information that existed on the trade date, and treats the difference as the model's ex-ante prediction of who won the trade. Trades are compared as surplus ratios, the NPV sent divided by the NPV received, rather than as raw dollar differences, for the same reason surplus ratios are used to absorb error in the market rate described in the pricing document: both sides of a trade share the same rate, so a level error in that rate largely cancels out of the ratio.</w:t>
+      </w:r>
+    </w:p>
+    <w:p>
+      <w:pPr>
+        <w:spacing w:after="200"/>
+        <w:jc w:val="left"/>
+      </w:pPr>
+      <w:r>
+        <w:t xml:space="preserve">Realized outcomes are measured using the independent Game Value metric described in the circularity document, because it is the only yardstick in the project that can break circularity for a systematic claim about mispricing; using Bacon-derived outcomes to grade a Bacon-derived prediction would just test the model against itself again. Once a trade's predicted and realized outcomes are compared, the residual gets decomposed into candidate explanations: genuine mispricing, team-fit premiums specific to one roster, private-information rents a club may hold about its own player, and monopsony pricing under trade-protection clauses.</w:t>
       </w:r>
     </w:p>
     <w:p>
@@ -477,7 +477,7 @@
         <w:jc w:val="left"/>
       </w:pPr>
       <w:r>
-        <w:t xml:space="preserve">What is priceable today, and what is not, is informative: 69.1% of the 946 distinct trade events involve at least one draft pick, and the cleanest fully priceable category right now is player-only trades, 205 events, 21.7% of the total, of which 153 additionally need the mid-season allocation step from Doc 1.</w:t>
+        <w:t xml:space="preserve">What is priceable today, and what is not, is informative: 69.1% of the 946 distinct trade events involve at least one draft pick, and the cleanest fully priceable category right now is player-only trades, 205 events, 21.7% of the total, of which 153 additionally need the mid-season allocation step described earlier in this project.</w:t>
       </w:r>
     </w:p>
     <w:p>

--- a/40_DOCS/Doc_4_Drafting_Prospects_Unbuilt.docx
+++ b/40_DOCS/Doc_4_Drafting_Prospects_Unbuilt.docx
@@ -17,7 +17,7 @@
         <w:jc w:val="left"/>
       </w:pPr>
       <w:r>
-        <w:t xml:space="preserve">This document covers everything outside the player pillar's core, grouped so build status is visible section by section rather than assumed for the whole document. The first two sections, the draft yield curve and the pricing of actual traded picks, are built and locked: a complete second asset class with its own decision record, just thinner on the page than the player pillar. The remaining four sections, the prospect pillar, retention pricing, trade-clause pricing, and the back-test design, are designed but not built, and those sections describe the design and its risks rather than reporting results.</w:t>
+        <w:t xml:space="preserve">This document covers everything outside the player pillar's core. The first two sections, the draft yield curve and the pricing of actual traded picks, are built and locked. The remaining four, the prospect pillar, retention pricing, trade-clause pricing, and the back-test design, are designed but not built, and those sections describe the design and its risks rather than reporting results.</w:t>
       </w:r>
     </w:p>
     <w:p>
@@ -35,97 +35,178 @@
         <w:jc w:val="left"/>
       </w:pPr>
       <w:r>
-        <w:t xml:space="preserve">A draft pick is framed as a call option on an unknown player: it costs little up front and its payoff depends entirely on who turns out to be available and how that player develops. The model prices that option by linking each historical pick to the professional record of the player selected, then fitting a curve of expected value by pick position.</w:t>
-      </w:r>
-    </w:p>
-    <w:p>
-      <w:pPr>
-        <w:spacing w:after="200"/>
-        <w:jc w:val="left"/>
-      </w:pPr>
-      <w:r>
-        <w:t xml:space="preserve">Value is defined by a fixed nine-season harvest window running from the season after the draft through the ninth season after (D+1 through D+9), chosen over reconstructing a player's contract status pick by pick, which is unobservable for older picks, and widened from an original seven-season window so that NCAA and European players who arrive in the league later are not undercounted. A pick that never produces an NHL season contributes zero value and zero cost, rather than being dropped from the sample.</w:t>
-      </w:r>
-    </w:p>
-    <w:p>
-      <w:pPr>
-        <w:spacing w:after="200"/>
-        <w:jc w:val="left"/>
-      </w:pPr>
-      <w:r>
-        <w:t xml:space="preserve">Costs are modeled uniformly rather than read from the real contract each player signed. Entry-level seasons are priced at the slotted CBA maximum for that class, with entry-level length set by the CBA's own signing-age schedule, three years at 21 or younger, two years at 22 or 23, one year at 24 or older. Each season after the entry-level contract is priced with cost set equal to the market-predicted share of the player's realized production, which makes post-entry-level surplus zero by construction. This is Rule A, the zero-surplus convention, and it means the curve is honestly an entry-level-surplus curve rather than a full-career-surplus curve. Stating the convention plainly matters.</w:t>
-      </w:r>
-    </w:p>
-    <w:p>
-      <w:pPr>
-        <w:spacing w:after="200"/>
-        <w:jc w:val="left"/>
-      </w:pPr>
-      <w:r>
-        <w:t xml:space="preserve">The headline curve runs from $13.65 million at pick 1 down to $0.61 million across picks 151 through 224, a pick-1-to-tail ratio of about 22.4. The curve is denominated in the skater market rate described in the pricing document, and it had to be rebuilt when that rate changed; the dependency is a one-line re-point in the fitting script, but it is a real dependency worth naming rather than treating the two components as independent.</w:t>
-      </w:r>
-    </w:p>
-    <w:p>
-      <w:pPr>
-        <w:spacing w:after="200"/>
-        <w:jc w:val="left"/>
-      </w:pPr>
-      <w:r>
-        <w:t xml:space="preserve">Uncertainty is reported through bootstrap intervals, 10,000 resamples per pick bucket, chosen over analytic standard errors because those would assume a symmetry in the outcome distribution the data does not actually have. That skew is severe: past pick 100, roughly seven in ten picks produce no NHL value, and the best 10% of outcomes in that range carry 62% of the total value.</w:t>
-      </w:r>
-    </w:p>
-    <w:p>
-      <w:pPr>
-        <w:spacing w:after="200"/>
-        <w:jc w:val="left"/>
-      </w:pPr>
-      <w:r>
-        <w:t xml:space="preserve">### Open and untested</w:t>
-      </w:r>
-    </w:p>
-    <w:p>
-      <w:pPr>
-        <w:spacing w:after="200"/>
-        <w:jc w:val="left"/>
-      </w:pPr>
-      <w:r>
-        <w:t xml:space="preserve">Precision at the top of the draft is weak. Eleven cohorts means eleven first-overall picks feed that estimate, and pick 1's interval runs from $9.24 million to $18.61 million. The gap between picks 1 and 2 is $5.29 million with an interval of $0.18 million to $10.82 million, clearing zero but only just, with a 2.0% chance the ordering reverses on resampling. No claim that pick 1 is worth substantially more than pick 2 should appear without that interval attached.</w:t>
-      </w:r>
-    </w:p>
-    <w:p>
-      <w:pPr>
-        <w:spacing w:after="200"/>
-        <w:jc w:val="left"/>
-      </w:pPr>
-      <w:r>
-        <w:t xml:space="preserve">16.3% of the curve's value rests on a name match between data sources rather than a shared identifier. No incorrect match has been found so far.</w:t>
-      </w:r>
-    </w:p>
-    <w:p>
-      <w:pPr>
-        <w:spacing w:after="200"/>
-        <w:jc w:val="left"/>
-      </w:pPr>
-      <w:r>
-        <w:t xml:space="preserve">The pick buckets caused a live failure, not a theoretical one: the 51-100 bucket carries a single value across fifty slots, so a trade-down within that range priced at exactly zero surplus. The boundary at pick 151 also splits round five of the draft across two different buckets. The fix is a shape-constrained monotone fit rather than fixed buckets, and it has not been built yet.</w:t>
-      </w:r>
-    </w:p>
-    <w:p>
-      <w:pPr>
-        <w:spacing w:after="200"/>
-        <w:jc w:val="left"/>
-      </w:pPr>
-      <w:r>
-        <w:t xml:space="preserve">Rule A's zero-surplus assumption is not independent of the market rate it prices against. If contract length carries genuine market value that the rate does not capture, successful picks generate real second-contract surplus that the curve sets to zero by construction, and the top of the curve is understated as a result.</w:t>
-      </w:r>
-    </w:p>
-    <w:p>
-      <w:pPr>
-        <w:spacing w:after="200"/>
-        <w:jc w:val="left"/>
-      </w:pPr>
-      <w:r>
-        <w:t xml:space="preserve">A global parametric functional form was tried for the curve and overstated pick 1 by 112%, so nobody should revisit that approach without knowing why it failed.</w:t>
+        <w:t xml:space="preserve">A draft pick is a claim on an unknown player: it costs little up front and its payoff depends entirely on who is available and how that player develops. The model prices it by taking every pick in the fitting cohorts, adding up the surplus the drafted player actually delivered while the drafting team held his cheap years, and averaging those totals within pick-number buckets. The result is one expected-surplus figure per bucket, in the same currency as the player pillar.</w:t>
+      </w:r>
+    </w:p>
+    <w:p>
+      <w:pPr>
+        <w:spacing w:after="200"/>
+        <w:jc w:val="left"/>
+      </w:pPr>
+      <w:r>
+        <w:t xml:space="preserve">### Linking a pick to a career</w:t>
+      </w:r>
+    </w:p>
+    <w:p>
+      <w:pPr>
+        <w:spacing w:after="200"/>
+        <w:jc w:val="left"/>
+      </w:pPr>
+      <w:r>
+        <w:t xml:space="preserve">Before any of that can happen, each pick has to be matched to the right player's production record, and this step carries more risk than it appears to. Each pick resolves to one of five statuses: matched by NHL player ID with name agreement, matched by exact name after safety guards, matched through a hand-verified alias table, excluded because the production file merges two humans under one name, or recorded as producing no NHL career. That last category is not missing data. Those are real zeros, and they are the bust mass the curve exists to measure.</w:t>
+      </w:r>
+    </w:p>
+    <w:p>
+      <w:pPr>
+        <w:spacing w:after="200"/>
+        <w:jc w:val="left"/>
+      </w:pPr>
+      <w:r>
+        <w:t xml:space="preserve">Four guards sit on the matching, and each was added after it caught a real error. The ID column in the aged production file is polluted, so an ID match resolves only to the candidate whose name also agrees; a naive ID join would have handed Rick Nash's career to a 2007 pick. The ID stage cannot run alone either, because players whose careers ended before roughly 2015 have production rows but no ID, including first-overall pick Nail Yakupov, which is why name-based fallbacks exist. Names drafted more than once are blocked from name matching entirely, since Erik Karlsson was drafted in 2008 and again in 2012, and Josh Anderson in 2012 and 2016. And a career cannot begin before its own draft year, so an exact-name match whose first production season predates the draft is rejected as a different person. Fuzzy matching is not used anywhere: a last-name-plus-initial scan also matched brothers and near-namesakes, pairing Emil with Elias Pettersson and Vincent Dunn with Vince Dunn. The roughly 19 real aliases are hand-verified and pick-specific.</w:t>
+      </w:r>
+    </w:p>
+    <w:p>
+      <w:pPr>
+        <w:spacing w:after="200"/>
+        <w:jc w:val="left"/>
+      </w:pPr>
+      <w:r>
+        <w:t xml:space="preserve">### What gets counted</w:t>
+      </w:r>
+    </w:p>
+    <w:p>
+      <w:pPr>
+        <w:spacing w:after="200"/>
+        <w:jc w:val="left"/>
+      </w:pPr>
+      <w:r>
+        <w:t xml:space="preserve">Value is measured over a fixed nine-season window beginning the season after the draft. That window was chosen over reconstructing each player's contract status, which is unobservable for pre-2015 cohorts, and it was widened from seven seasons so that players arriving late through college or Europe are not undercounted. A season with no NHL production contributes zero value and zero cost, since a player in junior or the minors produces nothing and costs nothing against the cap.</w:t>
+      </w:r>
+    </w:p>
+    <w:p>
+      <w:pPr>
+        <w:spacing w:after="200"/>
+        <w:jc w:val="left"/>
+      </w:pPr>
+      <w:r>
+        <w:t xml:space="preserve">The fitting cohorts are 2007 through 2017, eleven complete windows. Earlier cohorts are cut off by production coverage starting in 2007-08, and later ones cannot yet have finished their nine seasons.</w:t>
+      </w:r>
+    </w:p>
+    <w:p>
+      <w:pPr>
+        <w:spacing w:after="200"/>
+        <w:jc w:val="left"/>
+      </w:pPr>
+      <w:r>
+        <w:t xml:space="preserve">Value per season uses the same market rate as the player pillar, with defencemen carrying the steeper slope, floored at the league minimum as a share of that season's cap. Goaltenders use the goaltender rate and take no floor, mirroring the engines. Production in the three shortened seasons is scaled to an 82-game basis, since the curve is a structural object and mechanical schedule deflation says nothing about the quality of a draft slot. Costs are not scaled, because cap accounting charged full annual value against those seasons' caps.</w:t>
+      </w:r>
+    </w:p>
+    <w:p>
+      <w:pPr>
+        <w:spacing w:after="200"/>
+        <w:jc w:val="left"/>
+      </w:pPr>
+      <w:r>
+        <w:t xml:space="preserve">Cost during the entry-level years is the slotted CBA maximum for the player's draft class, with entry-level length following the CBA's signing-age schedule: three years if the player is 21 or younger at his first counted season, two at 22 or 23, one at 24 or older. That age rule is not a refinement. Under a flat three-year rule, late arrivers from college and the KHL had their large second contracts priced at entry-level rates, which inflated exactly the mid-and-late-round slots where late arrivers cluster, and the error surfaced when Kaprizov outranked McDavid in a spot check. Seasons of fewer than ten games prorate both cost and the value floor by games played, mirroring the rule that such seasons do not burn an entry-level year.</w:t>
+      </w:r>
+    </w:p>
+    <w:p>
+      <w:pPr>
+        <w:spacing w:after="200"/>
+        <w:jc w:val="left"/>
+      </w:pPr>
+      <w:r>
+        <w:t xml:space="preserve">Two cost conventions push in known directions. Using the slotted maximum for every pick overstates what late picks actually cost, which understates their surplus and errs conservative on pick value. Ignoring performance-bonus overages understates what star entry-level deals cost, which runs the other way. Both are documented and both are small.</w:t>
+      </w:r>
+    </w:p>
+    <w:p>
+      <w:pPr>
+        <w:spacing w:after="200"/>
+        <w:jc w:val="left"/>
+      </w:pPr>
+      <w:r>
+        <w:t xml:space="preserve">### The zero-surplus convention</w:t>
+      </w:r>
+    </w:p>
+    <w:p>
+      <w:pPr>
+        <w:spacing w:after="200"/>
+        <w:jc w:val="left"/>
+      </w:pPr>
+      <w:r>
+        <w:t xml:space="preserve">Every season after the entry-level contract is priced with cost set equal to the market-predicted value of the production actually delivered, which makes post-entry-level surplus zero by construction. This is the primary rule, and it follows from the pricing finding that the market pays restricted and unrestricted free agents at one statistically indistinguishable rate: a player paid the going rate generates no expected surplus. The curve is therefore honestly an entry-level-surplus curve rather than a full-career-surplus curve.</w:t>
+      </w:r>
+    </w:p>
+    <w:p>
+      <w:pPr>
+        <w:spacing w:after="200"/>
+        <w:jc w:val="left"/>
+      </w:pPr>
+      <w:r>
+        <w:t xml:space="preserve">A sensitivity version ships alongside it, pricing post-entry-level cost on the player's trailing production instead, so that realized surplus becomes the slope times the gap between realized and trailing production. That version captures the improvement of ascending players whose clubs are paying on yesterday's numbers. Measured against the current rate it runs 7.5% higher at pick 1 and less elsewhere, so the choice between the two is empirically minor.</w:t>
+      </w:r>
+    </w:p>
+    <w:p>
+      <w:pPr>
+        <w:spacing w:after="200"/>
+        <w:jc w:val="left"/>
+      </w:pPr>
+      <w:r>
+        <w:t xml:space="preserve">The convention is not independent of the price equation it prices against. If contract length carries genuine market value that the rate does not capture, successful picks generate real second-contract surplus that the curve sets to zero, and the top of the curve is understated.</w:t>
+      </w:r>
+    </w:p>
+    <w:p>
+      <w:pPr>
+        <w:spacing w:after="200"/>
+        <w:jc w:val="left"/>
+      </w:pPr>
+      <w:r>
+        <w:t xml:space="preserve">### The curve and its uncertainty</w:t>
+      </w:r>
+    </w:p>
+    <w:p>
+      <w:pPr>
+        <w:spacing w:after="200"/>
+        <w:jc w:val="left"/>
+      </w:pPr>
+      <w:r>
+        <w:t xml:space="preserve">There is no explicit discounting line in the curve, and its absence is deliberate rather than an omission. Future caps are grown at 3% and future flows discounted at the same 3%, so the two cancel exactly: a flow worth a given share of the cap nine years out is worth that same share in draft-day terms. The curve's primitive is therefore the plain sum of per-season cap-share surpluses, and pricing a pick in any season is one multiplication by that season's cap ceiling.</w:t>
+      </w:r>
+    </w:p>
+    <w:p>
+      <w:pPr>
+        <w:spacing w:after="200"/>
+        <w:jc w:val="left"/>
+      </w:pPr>
+      <w:r>
+        <w:t xml:space="preserve">The headline curve runs from $13.65 million at pick 1 down to $0.61 million across picks 151 through 224, a ratio of about 22.4 between the top pick and the tail. Picks 1 and 2 each form their own bucket; the rest are grouped, at 3-5, 6-10, 11-20, 21-32, 33-50, 51-100, 101-150, and 151-224. The curve is denominated in the skater market rate and had to be rebuilt when that rate changed. The rebuild is one line in the fitting script re-pointed at the new coefficients, but it is a real dependency between the two pillars rather than two independent components.</w:t>
+      </w:r>
+    </w:p>
+    <w:p>
+      <w:pPr>
+        <w:spacing w:after="200"/>
+        <w:jc w:val="left"/>
+      </w:pPr>
+      <w:r>
+        <w:t xml:space="preserve">Uncertainty is reported with bootstrap intervals, 2,000 resamples per bucket, chosen over analytic standard errors because those assume a symmetry the outcome distribution does not have. The skew is severe: past pick 100, roughly seven in ten picks produce no NHL value, and the best 10% of outcomes in that range carry 62% of the value.</w:t>
+      </w:r>
+    </w:p>
+    <w:p>
+      <w:pPr>
+        <w:spacing w:after="200"/>
+        <w:jc w:val="left"/>
+      </w:pPr>
+      <w:r>
+        <w:t xml:space="preserve">Precision at the top is weak, and no claim about the top of the draft should travel without its interval. Eleven cohorts means eleven first-overall picks. Pick 1's interval runs from $9.24 million to $18.61 million. The gap between picks 1 and 2 is $5.29 million with an interval from $0.18 million to $10.82 million, clearing zero but barely, with a 2.0% chance the ordering reverses on resampling.</w:t>
+      </w:r>
+    </w:p>
+    <w:p>
+      <w:pPr>
+        <w:spacing w:after="200"/>
+        <w:jc w:val="left"/>
+      </w:pPr>
+      <w:r>
+        <w:t xml:space="preserve">Two further limitations are live. 16.3% of the curve's value rests on a name match rather than a shared identifier, and no incorrect match has been found so far. And the buckets caused a real failure rather than a theoretical one: the 51-100 bucket carries one value across fifty slots, so a trade down inside that range priced at exactly zero surplus, and the boundary at 151 splits the fifth round across two buckets. The fix is a shape-constrained monotone fit rather than fixed buckets, and it has not been built. A global parametric form was tried and overstated pick 1 by 112%, so that approach should not be revisited without knowing why it failed.</w:t>
       </w:r>
     </w:p>
     <w:p>
@@ -143,71 +224,34 @@
         <w:jc w:val="left"/>
       </w:pPr>
       <w:r>
-        <w:t xml:space="preserve">Reading a pick's value off the curve above is not the same problem as pricing a pick that actually changed hands in a trade. A traded pick often has an unknown eventual slot, may be conditional or protected, and its final position can depend on lottery mechanics that have not yet resolved on the trade date. A future second-round pick traded before its number exists needs a convention before it can be priced; the two candidates considered are a round-mean slot and a standings-conditioned expectation of where that pick will land.</w:t>
-      </w:r>
-    </w:p>
-    <w:p>
-      <w:pPr>
-        <w:spacing w:after="200"/>
-        <w:jc w:val="left"/>
-      </w:pPr>
-      <w:r>
-        <w:t xml:space="preserve">The central finding here is a negative one, and it is reported as a finding rather than a gap. The pure pick-for-pick trade sample cannot identify a future-pick discount on its own: of 119 such trades, 56 are cross-year, but 39 of those are one-for-one swaps, and 35 of those 39 are same-round swaps carrying almost no price information, since a future first for a current first is close to a wash by construction. That leaves 17 bundle trades as the entire estimation sample, which is a market-structure result about what this particular slice of the data can support, not a modeling failure.</w:t>
-      </w:r>
-    </w:p>
-    <w:p>
-      <w:pPr>
-        <w:spacing w:after="200"/>
-        <w:jc w:val="left"/>
-      </w:pPr>
-      <w:r>
-        <w:t xml:space="preserve">A stronger alternative design uses repeat sales. 811 distinct picks appear in the trade file, 241 of them traded more than once, and 163 traded at two or more different time horizons before their number was known. Observing one identical asset priced twice gives the future-pick discount directly, and because the asset is held fixed across the two observations, this design removes the unknown-slot convention from the comparison entirely.</w:t>
-      </w:r>
-    </w:p>
-    <w:p>
-      <w:pPr>
-        <w:spacing w:after="200"/>
-        <w:jc w:val="left"/>
-      </w:pPr>
-      <w:r>
-        <w:t xml:space="preserve">### Open and untested</w:t>
-      </w:r>
-    </w:p>
-    <w:p>
-      <w:pPr>
-        <w:spacing w:after="200"/>
-        <w:jc w:val="left"/>
-      </w:pPr>
-      <w:r>
-        <w:t xml:space="preserve">A back-filled </w:t>
-      </w:r>
-      <w:r>
-        <w:rPr>
-          <w:i/>
-          <w:iCs/>
-        </w:rPr>
-        <w:t xml:space="preserve">overall_position</w:t>
-      </w:r>
-      <w:r>
-        <w:t xml:space="preserve"> field exists in the data and must never be used for pricing a pick as of its trade date, since it carries a number nobody actually knew on that date. This is the live look-ahead threat specific to this pillar, covered again in the identification document.</w:t>
-      </w:r>
-    </w:p>
-    <w:p>
-      <w:pPr>
-        <w:spacing w:after="200"/>
-        <w:jc w:val="left"/>
-      </w:pPr>
-      <w:r>
-        <w:t xml:space="preserve">Double-counting bust risk is the most likely place a reader finds a problem: the curve above already prices bust probability into each slot's value, so any additional deferral premium charged for uncertainty about a future pick's eventual quality would be charging that same risk twice.</w:t>
-      </w:r>
-    </w:p>
-    <w:p>
-      <w:pPr>
-        <w:spacing w:after="200"/>
-        <w:jc w:val="left"/>
-      </w:pPr>
-      <w:r>
-        <w:t xml:space="preserve">The repeat-sales design is blocked until the prospect pillar below exists: only 4 of the 163 repeat-sale picks have each leg of their trade history inside pure pick-for-pick trades, which is not enough to run the design on its own.</w:t>
+        <w:t xml:space="preserve">Reading a value off the curve is not the same problem as pricing a pick that changed hands. A traded pick often has no known slot yet, may be conditional or protected, and its final position can depend on lottery mechanics unresolved on the trade date. A future second-round pick traded before its number exists needs a convention before it can be priced; the two candidates are a round-mean slot and a standings-conditioned expectation of where it will land.</w:t>
+      </w:r>
+    </w:p>
+    <w:p>
+      <w:pPr>
+        <w:spacing w:after="200"/>
+        <w:jc w:val="left"/>
+      </w:pPr>
+      <w:r>
+        <w:t xml:space="preserve">The main result here is negative, and it is a finding rather than a gap. The pure pick-for-pick sample cannot identify a future-pick discount on its own: of 119 such trades, 56 are cross-year, but 39 of those are one-for-one swaps, and 35 of those 39 are same-round swaps carrying almost no price information, since a future first for a current first is close to a wash by construction. That leaves 17 bundle trades as the entire estimation sample. This is a market-structure result about what this slice of the data can support.</w:t>
+      </w:r>
+    </w:p>
+    <w:p>
+      <w:pPr>
+        <w:spacing w:after="200"/>
+        <w:jc w:val="left"/>
+      </w:pPr>
+      <w:r>
+        <w:t xml:space="preserve">A stronger design uses repeat sales. 811 distinct picks appear in the trade file, 241 traded more than once, and 163 traded at two or more different horizons before their number was known. Observing one identical asset priced twice gives the discount directly, and holding the asset fixed removes the unknown-slot convention from the comparison. That design is blocked until the prospect pillar exists: only 4 of the 163 have each leg of their trade history inside pure pick-for-pick trades.</w:t>
+      </w:r>
+    </w:p>
+    <w:p>
+      <w:pPr>
+        <w:spacing w:after="200"/>
+        <w:jc w:val="left"/>
+      </w:pPr>
+      <w:r>
+        <w:t xml:space="preserve">Two hazards sit on this work. The pick data carries a back-filled field holding each pick's eventual overall position, which must never be used to price a pick as of its trade date, because it is a number nobody knew then. This is the live look-ahead threat specific to this pillar. And double-counting bust risk is the most likely place a reader finds a problem: the curve already prices bust probability into each slot, so any additional premium charged for uncertainty about a future pick's eventual quality charges that risk twice.</w:t>
       </w:r>
     </w:p>
     <w:p>
@@ -225,79 +269,43 @@
         <w:jc w:val="left"/>
       </w:pPr>
       <w:r>
-        <w:t xml:space="preserve">The prospect pillar is the last unbuilt piece of the model and the largest remaining structural risk to the thesis's central claim, that three different asset classes can be priced onto one common dollar scale. Without it, non-roster prospects are simply absent from the back-test.</w:t>
-      </w:r>
-    </w:p>
-    <w:p>
-      <w:pPr>
-        <w:spacing w:after="200"/>
-        <w:jc w:val="left"/>
-      </w:pPr>
-      <w:r>
-        <w:t xml:space="preserve">The binding design constraint, stated first because everything else depends on it: the pillar must apply the market rate described in the pricing document, not fit against it. Value should be estimated in win or probability units throughout and converted to dollars only at the final step, so that a future change to the market rate becomes a re-point of the conversion rather than a full refit of the pillar.</w:t>
-      </w:r>
-    </w:p>
-    <w:p>
-      <w:pPr>
-        <w:spacing w:after="200"/>
-        <w:jc w:val="left"/>
-      </w:pPr>
-      <w:r>
-        <w:t xml:space="preserve">Non-NHL production needs translating into NHL-equivalent terms before it means anything to the model, and that translation coefficient is designed to vary by era rather than use one pooled figure across all seasons, since league scoring environments and feeder-league strength both shift over time. For a prospect with no professional record, a draft-slot prior stands in as the starting estimate, the same kind of information the draft curve already uses.</w:t>
-      </w:r>
-    </w:p>
-    <w:p>
-      <w:pPr>
-        <w:spacing w:after="200"/>
-        <w:jc w:val="left"/>
-      </w:pPr>
-      <w:r>
-        <w:t xml:space="preserve">The core machinery is a fading prior: a weight that moves from the draft-slot prior toward the player's own observed production as evidence accumulates. Three design questions are still open rather than settled: what unit of evidence should drive the fade (games played is the most defensible candidate), what the fade rate should be (this should be estimated, not assumed), and whether the prior should fade all the way to zero or retain some permanent weight. The pillar is designed to mirror the draft pillar's Rule A convention above, so that the two remain comparable on the same terms.</w:t>
-      </w:r>
-    </w:p>
-    <w:p>
-      <w:pPr>
-        <w:spacing w:after="200"/>
-        <w:jc w:val="left"/>
-      </w:pPr>
-      <w:r>
-        <w:t xml:space="preserve">### Open and untested</w:t>
-      </w:r>
-    </w:p>
-    <w:p>
-      <w:pPr>
-        <w:spacing w:after="200"/>
-        <w:jc w:val="left"/>
-      </w:pPr>
-      <w:r>
-        <w:t xml:space="preserve">A shared-input problem exists between this pillar and the draft curve: the same draft-slot baselines feed both this pillar's prior and the external validation reported for the draft curve (r=0.893, an out-of-sample check against real outcomes). Once those baselines are used inside this pillar as well, the two checks are no longer independent of each other.</w:t>
-      </w:r>
-    </w:p>
-    <w:p>
-      <w:pPr>
-        <w:spacing w:after="200"/>
-        <w:jc w:val="left"/>
-      </w:pPr>
-      <w:r>
-        <w:t xml:space="preserve">A circularity risk specific to this pillar mirrors the one addressed in the circularity document for the player pillar: if the fade rate is estimated on outcomes that also feed the valuation, the same problem recurs here. The fade rate needs to be recovered from held-out prediction accuracy, not from how well it fits the valuations the model produces.</w:t>
-      </w:r>
-    </w:p>
-    <w:p>
-      <w:pPr>
-        <w:spacing w:after="200"/>
-        <w:jc w:val="left"/>
-      </w:pPr>
-      <w:r>
-        <w:t xml:space="preserve">A selection-bias problem exists here with no real analogue elsewhere in the model: which prospects even have a professional record is not random. A prospect who stays in junior hockey or moves to an untracked European league drops out of the visible sample in a way that likely correlates with quality, and neither the draft nor player pillars face an equivalent gap.</w:t>
-      </w:r>
-    </w:p>
-    <w:p>
-      <w:pPr>
-        <w:spacing w:after="200"/>
-        <w:jc w:val="left"/>
-      </w:pPr>
-      <w:r>
-        <w:t xml:space="preserve">The NHLe translation crosswalk between league scoring rates was generated but never independently verified, and each downstream figure in this pillar would read through it once built.</w:t>
+        <w:t xml:space="preserve">The prospect pillar is the last unbuilt piece and the largest remaining structural risk to the claim that three asset classes can be priced onto one scale. Without it, non-roster prospects are absent from the back-test.</w:t>
+      </w:r>
+    </w:p>
+    <w:p>
+      <w:pPr>
+        <w:spacing w:after="200"/>
+        <w:jc w:val="left"/>
+      </w:pPr>
+      <w:r>
+        <w:t xml:space="preserve">The binding design constraint comes first because everything else depends on it: the pillar must apply the market rate, not fit against it. Value should be estimated in win or probability units throughout and converted to dollars only at the last step, so that a future change to the rate is a re-point rather than a refit.</w:t>
+      </w:r>
+    </w:p>
+    <w:p>
+      <w:pPr>
+        <w:spacing w:after="200"/>
+        <w:jc w:val="left"/>
+      </w:pPr>
+      <w:r>
+        <w:t xml:space="preserve">Non-NHL production has to be translated into NHL-equivalent terms, and that translation coefficient is designed to vary by era rather than use one pooled figure, since scoring environments and feeder-league strength both shift over time. For a prospect with no professional record, a draft-slot prior stands in as the starting estimate.</w:t>
+      </w:r>
+    </w:p>
+    <w:p>
+      <w:pPr>
+        <w:spacing w:after="200"/>
+        <w:jc w:val="left"/>
+      </w:pPr>
+      <w:r>
+        <w:t xml:space="preserve">The core machinery is a fading prior: a weight that moves from the draft-slot prior toward the player's own observed production as evidence accumulates. Three questions inside it are open rather than settled. What unit of evidence drives the fade, where games played is the most defensible candidate. What the fade rate should be, which needs estimating rather than assuming. And whether the prior fades to zero or keeps some permanent weight. The pillar is designed to mirror the draft pillar's zero-surplus convention so the two stay comparable.</w:t>
+      </w:r>
+    </w:p>
+    <w:p>
+      <w:pPr>
+        <w:spacing w:after="200"/>
+        <w:jc w:val="left"/>
+      </w:pPr>
+      <w:r>
+        <w:t xml:space="preserve">Four risks are worth stating now rather than after it is built. The same draft-slot baselines feed both this pillar's prior and the external validation reported for the draft curve, so once they are used here the two checks are no longer independent. If the fade rate is estimated on outcomes that also feed the valuation, the circularity problem addressed in the circularity document recurs here, and the rate needs recovering from held-out prediction instead. Selection bias here has no analogue elsewhere in the model: which prospects have a professional record is not random, since a player who stays in junior or moves to an untracked European league drops out of the visible sample in a way that likely correlates with quality. And the translation crosswalk between league scoring rates was generated but never independently verified, with each downstream figure reading through it.</w:t>
       </w:r>
     </w:p>
     <w:p>
@@ -315,43 +323,25 @@
         <w:jc w:val="left"/>
       </w:pPr>
       <w:r>
-        <w:t xml:space="preserve">This is one of the thesis's two original contributions, alongside trade-clause pricing below. The CBA permits a club to retain up to 50% of a traded player's salary and cap hit for the remainder of the contract, with a maximum of three retained contracts per team and an aggregate retained cap hit capped at 15% of the upper limit. Retention has a real market price precisely because it is a scarce, capped resource rather than something any club can supply in unlimited quantity.</w:t>
-      </w:r>
-    </w:p>
-    <w:p>
-      <w:pPr>
-        <w:spacing w:after="200"/>
-        <w:jc w:val="left"/>
-      </w:pPr>
-      <w:r>
-        <w:t xml:space="preserve">Three-team facilitator trades are the design's identification strategy: in these deals a middle team's only contribution is cap space to hold a portion of a retained contract, so what that middle team receives back is close to a clean, uncontaminated read on what retention costs on the open market. The design recovers that price from roughly 51 such deals in the data. A 2025-26 CBA amendment ended same-transaction double retention, which changes the window over which this price can be estimated going forward and should be accounted for in how the estimation window is chosen.</w:t>
-      </w:r>
-    </w:p>
-    <w:p>
-      <w:pPr>
-        <w:spacing w:after="200"/>
-        <w:jc w:val="left"/>
-      </w:pPr>
-      <w:r>
-        <w:t xml:space="preserve">### Open and untested</w:t>
-      </w:r>
-    </w:p>
-    <w:p>
-      <w:pPr>
-        <w:spacing w:after="200"/>
-        <w:jc w:val="left"/>
-      </w:pPr>
-      <w:r>
-        <w:t xml:space="preserve">This component is self-contained and could be built in parallel with any other unbuilt piece, but it has not been built yet.</w:t>
-      </w:r>
-    </w:p>
-    <w:p>
-      <w:pPr>
-        <w:spacing w:after="200"/>
-        <w:jc w:val="left"/>
-      </w:pPr>
-      <w:r>
-        <w:t xml:space="preserve">Roughly 51 deals is a small sample for any point estimate. Whatever this design produces needs to be reported with an interval attached, not presented as a single settled number.</w:t>
+        <w:t xml:space="preserve">The CBA lets a club retain up to 50% of a traded player's salary and cap hit for the remainder of the contract, with a maximum of three retained contracts per team and an aggregate retained cap hit capped at 15% of the upper limit. Retention has a market price because it is a scarce, capped resource rather than something any club can supply without limit.</w:t>
+      </w:r>
+    </w:p>
+    <w:p>
+      <w:pPr>
+        <w:spacing w:after="200"/>
+        <w:jc w:val="left"/>
+      </w:pPr>
+      <w:r>
+        <w:t xml:space="preserve">Three-team facilitator trades are the identification strategy: in these deals the middle team's only contribution is cap space to hold part of a retained contract, so what it receives back is close to a clean read on what retention costs. The design recovers that price from roughly 51 such deals. A 2025-26 amendment ended same-transaction double retention, which changes the window over which the price can be estimated.</w:t>
+      </w:r>
+    </w:p>
+    <w:p>
+      <w:pPr>
+        <w:spacing w:after="200"/>
+        <w:jc w:val="left"/>
+      </w:pPr>
+      <w:r>
+        <w:t xml:space="preserve">The component is self-contained and could be built in parallel with anything else, and it has not been built. Roughly 51 deals is a small sample, so whatever it produces needs an interval rather than a single settled number.</w:t>
       </w:r>
     </w:p>
     <w:p>
@@ -369,61 +359,34 @@
         <w:jc w:val="left"/>
       </w:pPr>
       <w:r>
-        <w:t xml:space="preserve">This is the other original contribution, and the only one of the two still blocked on data rather than only on build time. Three clause types are in scope: a full no-trade clause, a modified or limited no-trade clause with an allow-list or block-list of teams, and a no-movement clause, which additionally restricts assignment to the minor leagues. Each restricts a club's options differently.</w:t>
-      </w:r>
-    </w:p>
-    <w:p>
-      <w:pPr>
-        <w:spacing w:after="200"/>
-        <w:jc w:val="left"/>
-      </w:pPr>
-      <w:r>
-        <w:t xml:space="preserve">A clause has a price because it removes the acquiring club's outside options in any future negotiation, which hands the player real leverage. This is a monopsony argument, a single-buyer-power argument. Roughly 100 to 130 players carry some form of trade protection at any given time, 10% to 15% of the league. No peer-reviewed estimate of a clause's dollar cost currently exists; practitioner estimates suggest 3% to 8% additional average annual value or an extra contract year. Those are practitioner estimates, not a peer-reviewed finding, and should be cited as such.</w:t>
-      </w:r>
-    </w:p>
-    <w:p>
-      <w:pPr>
-        <w:spacing w:after="200"/>
-        <w:jc w:val="left"/>
-      </w:pPr>
-      <w:r>
-        <w:t xml:space="preserve">The intended design measures a clause's cost as the residual left over in a model of average annual value against projected player value once clause presence is conditioned on directly.</w:t>
-      </w:r>
-    </w:p>
-    <w:p>
-      <w:pPr>
-        <w:spacing w:after="200"/>
-        <w:jc w:val="left"/>
-      </w:pPr>
-      <w:r>
-        <w:t xml:space="preserve">### Open and untested</w:t>
-      </w:r>
-    </w:p>
-    <w:p>
-      <w:pPr>
-        <w:spacing w:after="200"/>
-        <w:jc w:val="left"/>
-      </w:pPr>
-      <w:r>
-        <w:t xml:space="preserve">Clause status is already attached to each contract-season in the data, but nothing yet supports a revealed-preference estimate of what a clause actually costs. This is the live blocker on delivering this headline contribution.</w:t>
-      </w:r>
-    </w:p>
-    <w:p>
-      <w:pPr>
-        <w:spacing w:after="200"/>
-        <w:jc w:val="left"/>
-      </w:pPr>
-      <w:r>
-        <w:t xml:space="preserve">Forced-trade detection does not exist yet. An upper bound is known, 53 of 205 clean player-only trades carry a clause-holder flag, but a clause being present on a contract is not proof that the clause caused or blocked that trade. This detection needs to exist before monopsony-driven trades can become their own back-test category rather than sitting unlabeled inside the residual.</w:t>
-      </w:r>
-    </w:p>
-    <w:p>
-      <w:pPr>
-        <w:spacing w:after="200"/>
-        <w:jc w:val="left"/>
-      </w:pPr>
-      <w:r>
-        <w:t xml:space="preserve">An eligibility rule that circulated early in scoping was wrong and has been corrected: the "7 or more accrued seasons and 4 or more years pro" formula describes arbitration eligibility, not trade-clause eligibility. The correct rule for clause eligibility is Group 3 unrestricted free agent status, which requires 27 years of age or older, or 7 or more accrued professional seasons.</w:t>
+        <w:t xml:space="preserve">This is the other original contribution and the only one still blocked on data rather than build time. Three clause types are in scope: a full no-trade clause, a modified or limited one carrying a list of teams the player will accept or block, and a no-movement clause, which additionally prevents assignment to the minors.</w:t>
+      </w:r>
+    </w:p>
+    <w:p>
+      <w:pPr>
+        <w:spacing w:after="200"/>
+        <w:jc w:val="left"/>
+      </w:pPr>
+      <w:r>
+        <w:t xml:space="preserve">A clause has a price because it removes the acquiring club's outside options in any later negotiation, which hands the player leverage. This is a monopsony argument, a single-buyer-power argument. Roughly 100 to 130 players carry some form of protection at a given time, 10% to 15% of the league. No peer-reviewed estimate of a clause's dollar cost exists; practitioner estimates suggest 3% to 8% additional annual value or an extra year, and those are practitioner estimates, not a peer-reviewed finding. The intended design measures the cost as the residual in a model of annual value against projected player value, conditioning on clause presence.</w:t>
+      </w:r>
+    </w:p>
+    <w:p>
+      <w:pPr>
+        <w:spacing w:after="200"/>
+        <w:jc w:val="left"/>
+      </w:pPr>
+      <w:r>
+        <w:t xml:space="preserve">Clause status is already attached to each contract-season, but nothing yet supports a revealed-preference estimate of what a clause costs, which is the live blocker. Forced-trade detection does not exist either: an upper bound is known, 53 of 205 clean player-only trades carry a clause-holder flag, but a clause being present is not proof it caused or blocked the trade. That detection has to exist before monopsony-driven trades can be their own back-test category rather than sitting unlabeled in the residual.</w:t>
+      </w:r>
+    </w:p>
+    <w:p>
+      <w:pPr>
+        <w:spacing w:after="200"/>
+        <w:jc w:val="left"/>
+      </w:pPr>
+      <w:r>
+        <w:t xml:space="preserve">One eligibility rule that circulated early in scoping was wrong and has been corrected. The formula requiring seven accrued seasons and four years pro describes arbitration eligibility, not clause eligibility. The correct rule is Group 3 unrestricted free agent status, which requires being 27 or older, or having seven or more accrued professional seasons.</w:t>
       </w:r>
     </w:p>
     <w:p>
@@ -441,70 +404,52 @@
         <w:jc w:val="left"/>
       </w:pPr>
       <w:r>
-        <w:t xml:space="preserve">This is the component everything else in the model exists to enable. It is not built, but its design needs to be legible before it is built, because the design's structure determines what each earlier pillar has to produce.</w:t>
-      </w:r>
-    </w:p>
-    <w:p>
-      <w:pPr>
-        <w:spacing w:after="200"/>
-        <w:jc w:val="left"/>
-      </w:pPr>
-      <w:r>
-        <w:t xml:space="preserve">The per-trade procedure computes the net present value of the assets a club sent against the assets it received, using only information that existed on the trade date, and treats the difference as the model's ex-ante prediction of who won the trade. Trades are compared as surplus ratios, the NPV sent divided by the NPV received, rather than as raw dollar differences, for the same reason surplus ratios are used to absorb error in the market rate described in the pricing document: both sides of a trade share the same rate, so a level error in that rate largely cancels out of the ratio.</w:t>
-      </w:r>
-    </w:p>
-    <w:p>
-      <w:pPr>
-        <w:spacing w:after="200"/>
-        <w:jc w:val="left"/>
-      </w:pPr>
-      <w:r>
-        <w:t xml:space="preserve">Realized outcomes are measured using the independent Game Value metric described in the circularity document, because it is the only yardstick in the project that can break circularity for a systematic claim about mispricing; using Bacon-derived outcomes to grade a Bacon-derived prediction would just test the model against itself again. Once a trade's predicted and realized outcomes are compared, the residual gets decomposed into candidate explanations: genuine mispricing, team-fit premiums specific to one roster, private-information rents a club may hold about its own player, and monopsony pricing under trade-protection clauses.</w:t>
-      </w:r>
-    </w:p>
-    <w:p>
-      <w:pPr>
-        <w:spacing w:after="200"/>
-        <w:jc w:val="left"/>
-      </w:pPr>
-      <w:r>
-        <w:t xml:space="preserve">The efficient-market null is stated in advance, before the back-test runs: the market prices all three asset classes correctly on average, any surplus differences observed are noise, and no systematic pattern exists by asset class, contract length, age, or competitive position. Stating this null before running the test is what makes a failure to reject it a publishable finding rather than a result that looks like the project simply came up empty.</w:t>
-      </w:r>
-    </w:p>
-    <w:p>
-      <w:pPr>
-        <w:spacing w:after="200"/>
-        <w:jc w:val="left"/>
-      </w:pPr>
-      <w:r>
-        <w:t xml:space="preserve">What is priceable today, and what is not, is informative: 69.1% of the 946 distinct trade events involve at least one draft pick, and the cleanest fully priceable category right now is player-only trades, 205 events, 21.7% of the total, of which 153 additionally need the mid-season allocation step described earlier in this project.</w:t>
-      </w:r>
-    </w:p>
-    <w:p>
-      <w:pPr>
-        <w:spacing w:after="200"/>
-        <w:jc w:val="left"/>
-      </w:pPr>
-      <w:r>
-        <w:t xml:space="preserve">### Open and untested</w:t>
-      </w:r>
-    </w:p>
-    <w:p>
-      <w:pPr>
-        <w:spacing w:after="200"/>
-        <w:jc w:val="left"/>
-      </w:pPr>
-      <w:r>
-        <w:t xml:space="preserve">The power analysis behind this design has not been re-run since most of the model was still unbuilt, so a failure to reject the efficient-market null cannot yet be read as evidence of efficiency. This is a prerequisite that needs to be re-run once the pillars above are further along, not a footnote to add later.</w:t>
-      </w:r>
-    </w:p>
-    <w:p>
-      <w:pPr>
-        <w:spacing w:after="200"/>
-        <w:jc w:val="left"/>
-      </w:pPr>
-      <w:r>
-        <w:t xml:space="preserve">Selection bias here is structural rather than fixable: a trade only happens when two clubs agree to it, so the trades that were not made, the true counterfactual, are unobservable by construction. This is documented as a limitation, not solved.</w:t>
+        <w:t xml:space="preserve">This is what everything else exists to enable. It is not built, but its design determines what each earlier pillar has to produce, so it needs to be legible first.</w:t>
+      </w:r>
+    </w:p>
+    <w:p>
+      <w:pPr>
+        <w:spacing w:after="200"/>
+        <w:jc w:val="left"/>
+      </w:pPr>
+      <w:r>
+        <w:t xml:space="preserve">For each trade, the model computes the net present value of the assets sent against the assets received using only information available on the trade date, and treats the difference as its prediction of who won. Trades are compared as surplus ratios, value sent divided by value received, rather than as raw dollar differences, for the same reason surplus ratios absorb error in the market rate: both sides share the same rate, so a level error largely cancels out of the ratio.</w:t>
+      </w:r>
+    </w:p>
+    <w:p>
+      <w:pPr>
+        <w:spacing w:after="200"/>
+        <w:jc w:val="left"/>
+      </w:pPr>
+      <w:r>
+        <w:t xml:space="preserve">Realized outcomes are measured with the independent Game Value metric described in the circularity document, because it is the only yardstick in the project that can break circularity for a systematic claim about mispricing. Grading a production-derived prediction with a production-derived outcome would test the model against itself. The residual is then decomposed into candidate explanations: genuine mispricing, team-fit premiums specific to one roster, private-information rents a club holds about its own player, and monopsony pricing under trade-protection clauses.</w:t>
+      </w:r>
+    </w:p>
+    <w:p>
+      <w:pPr>
+        <w:spacing w:after="200"/>
+        <w:jc w:val="left"/>
+      </w:pPr>
+      <w:r>
+        <w:t xml:space="preserve">The efficient-market null is stated before the test runs: the market prices all three asset classes correctly on average, observed surplus differences are noise, and no systematic pattern exists by asset class, contract length, age, or competitive position. Stating it in advance is what makes a failure to reject it a finding rather than a result that looks like the project came up empty.</w:t>
+      </w:r>
+    </w:p>
+    <w:p>
+      <w:pPr>
+        <w:spacing w:after="200"/>
+        <w:jc w:val="left"/>
+      </w:pPr>
+      <w:r>
+        <w:t xml:space="preserve">What is priceable today is itself informative. 69.1% of the 946 distinct trade events involve at least one draft pick. The cleanest fully priceable category is player-only trades, 205 events or 21.7% of the total, and 153 of those additionally need the mid-season allocation step.</w:t>
+      </w:r>
+    </w:p>
+    <w:p>
+      <w:pPr>
+        <w:spacing w:after="200"/>
+        <w:jc w:val="left"/>
+      </w:pPr>
+      <w:r>
+        <w:t xml:space="preserve">Two constraints sit on the design. The power analysis behind it has not been re-run since most of the model was unbuilt, so a failure to reject the null cannot yet be read as evidence of efficiency; that has to be re-run once the pillars are further along. And selection bias here is structural rather than fixable, because a trade happens only when two clubs agree, so the trades that were not made are unobservable by construction.</w:t>
       </w:r>
     </w:p>
     <w:sectPr>

--- a/40_DOCS/Doc_4_Drafting_Prospects_Unbuilt.docx
+++ b/40_DOCS/Doc_4_Drafting_Prospects_Unbuilt.docx
@@ -46,16 +46,52 @@
         <w:jc w:val="left"/>
       </w:pPr>
       <w:r>
-        <w:t>Picks that produce no NHL value must remain in the average. Omitting them would price only successful selections. The linkage therefore distinguishes matched careers, unmatched records, and known contaminated names. Some connections rely on standardized names rather than a common identifier. A missing match must be checked carefully because the yield calculation gives a record with no linked performance history no NHL production.</w:t>
-      </w:r>
-    </w:p>
-    <w:p>
-      <w:pPr>
-        <w:spacing w:after="200"/>
-        <w:jc w:val="left"/>
-      </w:pPr>
-      <w:r>
-        <w:t>For matched players, the code adds their production across team records and uses the appropriate skater or goalie price. Defencemen receive the current defence slope. It expresses each season's value and cost in cap shares, adds them across the window, and then averages within draft-position bands. The dollar presentation converts those shares at the 2025-26 cap. It is a historical yield curve, not yet a discounted price for a particular pick on its trade date.</w:t>
+        <w:t>The average includes selections with no NHL production. Removing them would describe only successful picks and overstate what a club can expect from a selection. The linkage distinguishes matched careers, unmatched records, and known contaminated names. Unmatched records need particular attention: the yield calculation assigns zero production when it finds no linked performance history, so a failed match can be mistaken for a pick that never reached the NHL.</w:t>
+      </w:r>
+    </w:p>
+    <w:p>
+      <w:pPr>
+        <w:spacing w:after="200"/>
+        <w:jc w:val="left"/>
+      </w:pPr>
+      <w:r>
+        <w:t>The linkage first uses an NHL identifier with name agreement, then guarded exact names and a hand-checked alias list. It rejects a supposed match whose NHL career began before the relevant draft, and prevents ambiguous repeated names from being resolved by name alone. This matters for older players whose performance records lack an NHL identifier: an ID-only approach would turn a real career into a false zero. Unrestricted fuzzy matching is not used because similar names can belong to brothers or unrelated players.</w:t>
+      </w:r>
+    </w:p>
+    <w:p>
+      <w:pPr>
+        <w:spacing w:after="200"/>
+        <w:jc w:val="left"/>
+      </w:pPr>
+      <w:r>
+        <w:t>The nine-season window allows more time for college and European arrivals than the earlier seven-season window, while giving the included draft classes equal follow-up. It excludes any production after year nine. The calculation observes NHL production during the window but approximates contract costs and control years because the historical contract data cannot reconstruct each career's agreements.</w:t>
+      </w:r>
+    </w:p>
+    <w:p>
+      <w:pPr>
+        <w:spacing w:after="200"/>
+        <w:jc w:val="left"/>
+      </w:pPr>
+      <w:r>
+        <w:t>For matched players, the code adds production across team records and applies the skater or goalie price equation. Defencemen receive the current defence slope. For each season it calculates surplus as a share of that season's cap, sums those shares over nine seasons, and averages the totals within draft-position bands. Multiplying by the 2025-26 cap gives the dollar figures below. This measures historical modeled yield; valuing an unknown pick at a trade date requires further work.</w:t>
+      </w:r>
+    </w:p>
+    <w:p>
+      <w:pPr>
+        <w:spacing w:after="200"/>
+        <w:jc w:val="left"/>
+      </w:pPr>
+      <w:r>
+        <w:t>The draft calculation adjusts the 2012-13, 2019-20, and 2020-21 shortened schedules to an 82-game production basis. Unlike the player pricing sample, its longer historical window reaches the lockout season. It uses the season's actual historical cap to express each observed year's value and cost as shares. The sum of those shares is the quantity carried forward to the curve, rather than a sum of unadjusted dollars from different salary environments.</w:t>
+      </w:r>
+    </w:p>
+    <w:p>
+      <w:pPr>
+        <w:spacing w:after="200"/>
+        <w:jc w:val="left"/>
+      </w:pPr>
+      <w:r>
+        <w:t>Adding cap shares follows the broader model's assumption that cap growth and discounting occur at the same rate. Under that assumption, a future flow of 1% of the cap is worth 1% of the valuation-date cap before changes in its expected size. The yield calculation uses realized historical production and caps, so it does not recreate what was knowable at each draft or identify a separate market discount for future picks.</w:t>
       </w:r>
     </w:p>
     <w:p>
@@ -101,25 +137,52 @@
         <w:jc w:val="left"/>
       </w:pPr>
       <w:r>
-        <w:t>Seasons with fewer than ten games do not consume a modeled entry-level year. Their cost and minimum-value floor are scaled by games played divided by 82. The underlying price equation, including its intercept, is not scaled in the same way. This can give a short NHL appearance relatively generous value compared with its assigned cost and needs a sensitivity check. A season with no NHL appearance has neither value nor cost.</w:t>
-      </w:r>
-    </w:p>
-    <w:p>
-      <w:pPr>
-        <w:spacing w:after="200"/>
-        <w:jc w:val="left"/>
-      </w:pPr>
-      <w:r>
-        <w:t>Maximum entry-level costs can understate surplus for players who signed below that maximum. Omitted bonus costs can work in the other direction. These are separate cost assumptions; calling the curve conservative overall would hide their different effects.</w:t>
-      </w:r>
-    </w:p>
-    <w:p>
-      <w:pPr>
-        <w:spacing w:after="200"/>
-        <w:jc w:val="left"/>
-      </w:pPr>
-      <w:r>
-        <w:t>Rule B is intended to test a different post-entry-level cost: price the contract from trailing production and compare that cost with realized production value. As written, it uses the defence-specific slope for a defenceman's value but the forward slope for his trailing cost. Part of the resulting surplus can therefore come from inconsistent prices. Rule A does not use that calculation, but the Rule B comparison needs correction and a rerun before its size can be interpreted.</w:t>
+        <w:t>The approximation assigns three entry-level years to a player arriving through age 21, two at ages 22-23, and one at age 24 or older. It measures age on September 15 in the first season with at least ten NHL games. If usable age information is missing, the code defaults to three years. This uses arrival age as a substitute for signing age; it needs comparison with actual contracts, especially for late arrivals and contract slides.</w:t>
+      </w:r>
+    </w:p>
+    <w:p>
+      <w:pPr>
+        <w:spacing w:after="200"/>
+        <w:jc w:val="left"/>
+      </w:pPr>
+      <w:r>
+        <w:t>Before the modeled entry-level years are exhausted, a season with fewer than ten games does not use up one of those years. Its cost and, for skaters, minimum-value floor are multiplied by games played divided by 82. The price equation's intercept is left intact, which can give a short appearance generous value relative to its assigned cost. After the modeled entry-level period, Rule A assigns zero surplus regardless of games played. A season with no NHL appearance contributes neither value nor cost.</w:t>
+      </w:r>
+    </w:p>
+    <w:p>
+      <w:pPr>
+        <w:spacing w:after="200"/>
+        <w:jc w:val="left"/>
+      </w:pPr>
+      <w:r>
+        <w:t>Using the maximum entry-level cost lowers surplus for players who signed below it, while omitting bonus costs raises surplus where those bonuses were paid. The effects point in different directions, so the cost assumptions do not support describing the whole curve as conservative.</w:t>
+      </w:r>
+    </w:p>
+    <w:p>
+      <w:pPr>
+        <w:spacing w:after="200"/>
+        <w:jc w:val="left"/>
+      </w:pPr>
+      <w:r>
+        <w:t>Rule B tests the post-entry-level cost assumption. Rule A sets cost equal to the price of realized production, producing zero surplus. Rule B instead estimates a skater's cost from trailing production and compares it with the price of his realized production. Goalies retain Rule A, and skaters without a usable trailing baseline also contribute zero post-entry-level surplus.</w:t>
+      </w:r>
+    </w:p>
+    <w:p>
+      <w:pPr>
+        <w:spacing w:after="200"/>
+        <w:jc w:val="left"/>
+      </w:pPr>
+      <w:r>
+        <w:t>The implemented Rule B has a pricing mismatch for defencemen: realized production uses the defence slope, while trailing cost uses the forward slope. For a forward away from the salary floor, one trailing win followed by two realized wins produces surplus equal to the price of the extra win. If both are two wins, the prices cancel. A defenceman with unchanged two-win production can still show apparent surplus because the two sides use different prices per win.</w:t>
+      </w:r>
+    </w:p>
+    <w:p>
+      <w:pPr>
+        <w:spacing w:after="200"/>
+        <w:jc w:val="left"/>
+      </w:pPr>
+      <w:r>
+        <w:t>Rule A is unaffected by that mismatch. Rule B needs correction and a rerun before its difference from Rule A can be attributed to the post-entry-level cost assumption.</w:t>
       </w:r>
     </w:p>
     <w:p>
@@ -138,16 +201,61 @@
         <w:jc w:val="left"/>
       </w:pPr>
       <w:r>
-        <w:t>Late picks are lotteries. Their average can be positive even when most selections return nothing, because a few successful players account for much of the value. The mean is useful for repeated decisions, but it is not the most likely outcome of a single selection. The code reports means, medians, and the share with any NHL appearance, and resamples picks within each band to estimate uncertainty around the mean.</w:t>
-      </w:r>
-    </w:p>
-    <w:p>
-      <w:pPr>
-        <w:spacing w:after="200"/>
-        <w:jc w:val="left"/>
-      </w:pPr>
-      <w:r>
-        <w:t>This uncertainty is especially important at the top, where each draft class supplies only one first overall pick. Pooling nearby positions gives more observations but assumes those positions can reasonably share a value. Neither a smooth-looking curve nor a precise dollar conversion removes the limited sample.</w:t>
+        <w:t>The mean value of a late pick can be positive even when most selections produce no NHL value. A few successful careers raise the average. The code therefore reports the mean, median, and proportion with any NHL appearance: together, these distinguish the average return from the outcome of a typical selection.</w:t>
+      </w:r>
+    </w:p>
+    <w:p>
+      <w:pPr>
+        <w:spacing w:after="200"/>
+        <w:jc w:val="left"/>
+      </w:pPr>
+      <w:r>
+        <w:t>The early bands have few observations. Eleven draft classes supply only eleven first-overall selections. Combining nearby positions increases the sample but gives all picks in that band the same fitted value. Uncertainty about the mean remains even when the curve looks smooth.</w:t>
+      </w:r>
+    </w:p>
+    <w:p>
+      <w:pPr>
+        <w:spacing w:after="200"/>
+        <w:jc w:val="left"/>
+      </w:pPr>
+      <w:r>
+        <w:t>The current Rule A output averages about $13.65 million at first overall, $8.33 million at second, $6.83 million for picks 3-5, and $3.20 million for picks 21-32, expressed at the $95.5 million cap. The corresponding values are about $1.54 million for picks 51-100, $1.09 million for 101-150, and $0.61 million for 151-224. These are expected modeled surpluses per selection, not annual salaries or guaranteed returns.</w:t>
+      </w:r>
+    </w:p>
+    <w:p>
+      <w:pPr>
+        <w:spacing w:after="200"/>
+        <w:jc w:val="left"/>
+      </w:pPr>
+      <w:r>
+        <w:t>In the last band, only about 26.5% of picks have any NHL appearance within the window, and median surplus is zero. The positive mean comes from successful outcomes in the same average as the zeros. A club making many such selections can reasonably care about that mean even though a single pick's most common result is no NHL contribution.</w:t>
+      </w:r>
+    </w:p>
+    <w:p>
+      <w:pPr>
+        <w:spacing w:after="200"/>
+        <w:jc w:val="left"/>
+      </w:pPr>
+      <w:r>
+        <w:t>The yield script measures sampling uncertainty by repeatedly drawing picks from each band, allowing the same pick to be drawn more than once, and recalculating the mean. Across 2,000 draws, it reports the standard deviation of those means, called a bootstrap standard error. For first overall, this is 0.02412 of the cap, or about $2.30 million at the presentation cap.</w:t>
+      </w:r>
+    </w:p>
+    <w:p>
+      <w:pPr>
+        <w:spacing w:after="200"/>
+        <w:jc w:val="left"/>
+      </w:pPr>
+      <w:r>
+        <w:t>A separate review used 10,000 draws per band to form 95% intervals. The recorded first-overall interval is $9.24 million to $18.61 million around the $13.65 million mean. These intervals reflect variation among the observed picks while holding the price equation and cost rules fixed. They do not include uncertainty about those model choices or recover rare outcomes absent from the eleven draft classes.</w:t>
+      </w:r>
+    </w:p>
+    <w:p>
+      <w:pPr>
+        <w:spacing w:after="200"/>
+        <w:jc w:val="left"/>
+      </w:pPr>
+      <w:r>
+        <w:t>Fixed bands can hide value differences within a trade. Picks 51 and 100 receive the same estimate, so trading down between them appears to surrender no draft value. Crossing a band boundary produces a jump. A proposed smoother curve would allow value to decline within these ranges, but has not been fitted for use in the model.</w:t>
       </w:r>
     </w:p>
     <w:p>
@@ -174,7 +282,25 @@
         <w:jc w:val="left"/>
       </w:pPr>
       <w:r>
-        <w:t>The historical yield curve already includes failure to reach the NHL. Any additional future-pick discount needs a distinct purpose, such as waiting for production or an explicitly modeled preference for risk. Charging again for the same bust probability would double-count it.</w:t>
+        <w:t>The inventory contains 119 pure pick-for-pick trades, including 56 across draft years. Of those 56, 39 are one-for-one swaps, including 35 same-round exchanges; the other seventeen are bundles. Assigning all unknown picks a round-average value makes many same-round swaps equal by construction. Estimates based on the originating team's position could distinguish them, but those estimates would need their own validation.</w:t>
+      </w:r>
+    </w:p>
+    <w:p>
+      <w:pPr>
+        <w:spacing w:after="200"/>
+        <w:jc w:val="left"/>
+      </w:pPr>
+      <w:r>
+        <w:t>Repeat trades offer a larger potential sample: the inventory records 241 picks traded more than once, including 163 at more than one horizon before their slot was known. Only four have their relevant trade histories entirely within pure-pick transactions. Pricing the other exchanges requires the player and prospect values in their packages. Holding the pick's identity fixed removes one source of variation, but changed beliefs about its eventual position still prevent the observed price change from being read as time preference alone.</w:t>
+      </w:r>
+    </w:p>
+    <w:p>
+      <w:pPr>
+        <w:spacing w:after="200"/>
+        <w:jc w:val="left"/>
+      </w:pPr>
+      <w:r>
+        <w:t>The historical yield average already includes picks that fail to reach the NHL. Any additional discount must address a separate feature, such as the time until production arrives or a modeled preference for risk. Applying another reduction for the same failure probability would count it twice.</w:t>
       </w:r>
     </w:p>
     <w:p>
@@ -202,7 +328,34 @@
         <w:jc w:val="left"/>
       </w:pPr>
       <w:r>
-        <w:t>The project has gathered inputs for this work, including draft baselines, ages, and league-performance information. It does not yet have a completed path from those inputs to expected NHL wins and surplus dollars. A scoring translation alone cannot supply that path: scoring at an NHL-equivalent rate is not the same as producing a given number of wins or securing an NHL role.</w:t>
+        <w:t>Draft baselines, ages, and league-performance inputs have been gathered, but the steps connecting them to expected NHL wins and surplus dollars are unfinished. NHL-equivalent scoring adjusts points for league strength. It still needs a link to NHL participation and wins above replacement before it can enter this valuation framework.</w:t>
+      </w:r>
+    </w:p>
+    <w:p>
+      <w:pPr>
+        <w:spacing w:after="200"/>
+        <w:jc w:val="left"/>
+      </w:pPr>
+      <w:r>
+        <w:t>The planned model begins with an expectation based on draft position, then updates it using the prospect's subsequent performance. More informative evidence should give that performance greater weight. How quickly this happens, and whether draft position eventually loses all influence, remain to be estimated. Games in different leagues may provide different amounts of information.</w:t>
+      </w:r>
+    </w:p>
+    <w:p>
+      <w:pPr>
+        <w:spacing w:after="200"/>
+        <w:jc w:val="left"/>
+      </w:pPr>
+      <w:r>
+        <w:t>For example, a 20% chance of producing two wins in an NHL season gives 0.4 expected wins if the other outcome is no NHL production. Arrival time and other possible performance levels would extend this simple example. The model must estimate both the chance of playing and production conditional on playing. It must also apply the salary equation's intercept only to NHL participation; applying that positive amount to all prospects would price seasons in which some never reach the league.</w:t>
+      </w:r>
+    </w:p>
+    <w:p>
+      <w:pPr>
+        <w:spacing w:after="200"/>
+        <w:jc w:val="left"/>
+      </w:pPr>
+      <w:r>
+        <w:t>Validation should compare predicted NHL participation with actual participation and predicted production with subsequent production, using players excluded from fitting. Dollars enter after those forecasts. Draft position cannot also serve as an independent check if it was already used to make the prediction. The league-translation crosswalk still needs verification before it supports this process.</w:t>
       </w:r>
     </w:p>
     <w:p>
@@ -230,7 +383,16 @@
         <w:jc w:val="left"/>
       </w:pPr>
       <w:r>
-        <w:t>Salary retention changes the cost of acquiring a player. It can also be a service supplied by a third club. The trade model needs to distinguish payment for the player from payment for carrying salary; otherwise, it can assign the same consideration to both. Existing retention diagnostics have not yet produced a completed estimate of that service's market price.</w:t>
+        <w:t>Salary retention reduces the acquiring club's cap cost and can be a service supplied by a third club. The trade calculation needs to assign each club's retained cost and received assets correctly, so it does not count a pick as payment for both the player and the retention service. Diagnostics exist, but a separate estimate of the service's market price is unfinished.</w:t>
+      </w:r>
+    </w:p>
+    <w:p>
+      <w:pPr>
+        <w:spacing w:after="200"/>
+        <w:jc w:val="left"/>
+      </w:pPr>
+      <w:r>
+        <w:t>Facilitated trades are the proposed evidence for that estimate. A pick received by a middle club can reveal the price of retention when that club supplies no other material asset or service. The candidate inventory contains roughly fifty deals. Their retained amounts, durations, consideration, and transaction structures still need checking. The eventual estimate should distinguish the cost of carrying more salary from the cost of carrying it for longer, within a consistent rules period.</w:t>
       </w:r>
     </w:p>
     <w:p>
@@ -248,7 +410,34 @@
         <w:jc w:val="left"/>
       </w:pPr>
       <w:r>
+        <w:t>The planned clause comparison relates contract pay to projected production and the presence and type of trade protection. Player quality, age, term, and bargaining conditions can influence both pay and protection, so they also need to enter the comparison. A completed trade involving a clause-holder may reflect a permitted destination or the player's agreement to waive protection. The project does not yet observe whether a restriction bound or an offer was blocked, limiting a causal interpretation of any pay difference.</w:t>
+      </w:r>
+    </w:p>
+    <w:p>
+      <w:pPr>
+        <w:spacing w:after="200"/>
+        <w:jc w:val="left"/>
+      </w:pPr>
+      <w:r>
         <w:t>The combined back-test will value the assets exchanged using the information available at the trade date, then compare those estimates with subsequent outcomes. That requires the unfinished pick and prospect components, a treatment of retained costs, and a workable statistic for comparing packages.</w:t>
+      </w:r>
+    </w:p>
+    <w:p>
+      <w:pPr>
+        <w:spacing w:after="200"/>
+        <w:jc w:val="left"/>
+      </w:pPr>
+      <w:r>
+        <w:t>The inventory contains 205 player-only events, of which 153 require a mid-season allocation. These offer an initial test group once that allocation is implemented. About 69% of all events include a pick, so a player-only study would cover a selected minority of the trade market.</w:t>
+      </w:r>
+    </w:p>
+    <w:p>
+      <w:pPr>
+        <w:spacing w:after="200"/>
+        <w:jc w:val="left"/>
+      </w:pPr>
+      <w:r>
+        <w:t>The proposed comparisons group trades by asset class, contract length, player age, and team competitive position. The question is whether estimated imbalances show systematic patterns beyond sampling variation. The usable sample and number of comparisons will determine how large a difference the study can detect. The earlier power analysis needs updating for that sample; a weak test that finds no difference would provide little evidence of efficient pricing.</w:t>
       </w:r>
     </w:p>
     <w:p>
